--- a/README.docx
+++ b/README.docx
@@ -56,12 +56,21 @@
         <w:spacing w:line="360" w:lineRule="auto"/>
         <w:ind w:left="425"/>
         <w:rPr>
+          <w:rFonts w:eastAsia="楷体" w:hint="eastAsia"/>
+          <w:i/>
+          <w:color w:val="000000"/>
+          <w:lang w:eastAsia="zh-CN"/>
+        </w:rPr>
+      </w:pPr>
+      <w:r>
+        <w:rPr>
           <w:rFonts w:eastAsia="楷体"/>
           <w:i/>
           <w:color w:val="000000"/>
           <w:lang w:eastAsia="zh-CN"/>
         </w:rPr>
-      </w:pPr>
+        <w:t xml:space="preserve">RTC + 2.9 </w:t>
+      </w:r>
       <w:r>
         <w:rPr>
           <w:rFonts w:eastAsia="楷体"/>
@@ -69,7 +78,7 @@
           <w:color w:val="000000"/>
           <w:lang w:eastAsia="zh-CN"/>
         </w:rPr>
-        <w:t xml:space="preserve">RTC + 2.9 </w:t>
+        <w:t>寸墨水屏</w:t>
       </w:r>
       <w:r>
         <w:rPr>
@@ -78,9 +87,8 @@
           <w:color w:val="000000"/>
           <w:lang w:eastAsia="zh-CN"/>
         </w:rPr>
-        <w:t>寸墨水屏</w:t>
-      </w:r>
-      <w:proofErr w:type="gramStart"/>
+        <w:t xml:space="preserve">(296×128) BLE </w:t>
+      </w:r>
       <w:r>
         <w:rPr>
           <w:rFonts w:eastAsia="楷体"/>
@@ -88,9 +96,8 @@
           <w:color w:val="000000"/>
           <w:lang w:eastAsia="zh-CN"/>
         </w:rPr>
-        <w:t>(296×128)</w:t>
-      </w:r>
-      <w:proofErr w:type="gramEnd"/>
+        <w:t>二维码设备</w:t>
+      </w:r>
       <w:r>
         <w:rPr>
           <w:rFonts w:eastAsia="楷体"/>
@@ -98,7 +105,7 @@
           <w:color w:val="000000"/>
           <w:lang w:eastAsia="zh-CN"/>
         </w:rPr>
-        <w:t xml:space="preserve"> BLE </w:t>
+        <w:br/>
       </w:r>
       <w:r>
         <w:rPr>
@@ -107,7 +114,7 @@
           <w:color w:val="000000"/>
           <w:lang w:eastAsia="zh-CN"/>
         </w:rPr>
-        <w:t>二维码设备</w:t>
+        <w:t>本文档汇总全部协议、加密、持久化与测试工具信息，供对接方（</w:t>
       </w:r>
       <w:r>
         <w:rPr>
@@ -116,7 +123,7 @@
           <w:color w:val="000000"/>
           <w:lang w:eastAsia="zh-CN"/>
         </w:rPr>
-        <w:br/>
+        <w:t xml:space="preserve">PC </w:t>
       </w:r>
       <w:r>
         <w:rPr>
@@ -125,7 +132,7 @@
           <w:color w:val="000000"/>
           <w:lang w:eastAsia="zh-CN"/>
         </w:rPr>
-        <w:t>本文档汇总全部协议、加密、持久化与测试工具信息，供对接方（</w:t>
+        <w:t>工具</w:t>
       </w:r>
       <w:r>
         <w:rPr>
@@ -134,7 +141,7 @@
           <w:color w:val="000000"/>
           <w:lang w:eastAsia="zh-CN"/>
         </w:rPr>
-        <w:t xml:space="preserve">PC </w:t>
+        <w:t xml:space="preserve"> / </w:t>
       </w:r>
       <w:r>
         <w:rPr>
@@ -143,7 +150,7 @@
           <w:color w:val="000000"/>
           <w:lang w:eastAsia="zh-CN"/>
         </w:rPr>
-        <w:t>工具</w:t>
+        <w:t>手机</w:t>
       </w:r>
       <w:r>
         <w:rPr>
@@ -152,7 +159,7 @@
           <w:color w:val="000000"/>
           <w:lang w:eastAsia="zh-CN"/>
         </w:rPr>
-        <w:t xml:space="preserve"> / </w:t>
+        <w:t xml:space="preserve"> APP / </w:t>
       </w:r>
       <w:r>
         <w:rPr>
@@ -161,7 +168,16 @@
           <w:color w:val="000000"/>
           <w:lang w:eastAsia="zh-CN"/>
         </w:rPr>
-        <w:t>手机</w:t>
+        <w:t>其他开发者）使用。</w:t>
+      </w:r>
+      <w:r>
+        <w:rPr>
+          <w:rFonts w:eastAsia="楷体" w:hint="eastAsia"/>
+          <w:i/>
+          <w:color w:val="000000"/>
+          <w:lang w:eastAsia="zh-CN"/>
+        </w:rPr>
+        <w:t>参考测试文档：</w:t>
       </w:r>
       <w:r>
         <w:rPr>
@@ -170,16 +186,7 @@
           <w:color w:val="000000"/>
           <w:lang w:eastAsia="zh-CN"/>
         </w:rPr>
-        <w:t xml:space="preserve"> APP / </w:t>
-      </w:r>
-      <w:r>
-        <w:rPr>
-          <w:rFonts w:eastAsia="楷体"/>
-          <w:i/>
-          <w:color w:val="000000"/>
-          <w:lang w:eastAsia="zh-CN"/>
-        </w:rPr>
-        <w:t>其他开发者）使用。</w:t>
+        <w:t>https://github.com/lianxj/qr-eink</w:t>
       </w:r>
     </w:p>
     <w:p>
@@ -2633,7 +2640,6 @@
         </w:rPr>
         <w:t xml:space="preserve"> VBAT</w:t>
       </w:r>
-      <w:proofErr w:type="gramStart"/>
       <w:r>
         <w:rPr>
           <w:color w:val="000000"/>
@@ -2648,17 +2654,7 @@
           <w:sz w:val="22"/>
           <w:lang w:eastAsia="zh-CN"/>
         </w:rPr>
-        <w:t>!</w:t>
-      </w:r>
-      <w:proofErr w:type="gramEnd"/>
-      <w:r>
-        <w:rPr>
-          <w:rFonts w:ascii="Consolas" w:hAnsi="Consolas"/>
-          <w:color w:val="C00000"/>
-          <w:sz w:val="22"/>
-          <w:lang w:eastAsia="zh-CN"/>
-        </w:rPr>
-        <w:t>BATT</w:t>
+        <w:t>!BATT</w:t>
       </w:r>
       <w:r>
         <w:rPr>
@@ -2695,7 +2691,6 @@
         <w:spacing w:line="312" w:lineRule="auto"/>
         <w:ind w:left="425"/>
       </w:pPr>
-      <w:proofErr w:type="spellStart"/>
       <w:r>
         <w:rPr>
           <w:b/>
@@ -2703,7 +2698,6 @@
         </w:rPr>
         <w:t>远程改</w:t>
       </w:r>
-      <w:proofErr w:type="spellEnd"/>
       <w:r>
         <w:rPr>
           <w:b/>
@@ -2711,7 +2705,6 @@
         </w:rPr>
         <w:t xml:space="preserve"> MAC + </w:t>
       </w:r>
-      <w:proofErr w:type="spellStart"/>
       <w:r>
         <w:rPr>
           <w:b/>
@@ -2719,8 +2712,6 @@
         </w:rPr>
         <w:t>软件复位</w:t>
       </w:r>
-      <w:proofErr w:type="spellEnd"/>
-      <w:proofErr w:type="gramStart"/>
       <w:r>
         <w:rPr>
           <w:color w:val="000000"/>
@@ -2735,7 +2726,6 @@
         </w:rPr>
         <w:t>!MAC</w:t>
       </w:r>
-      <w:proofErr w:type="gramEnd"/>
       <w:r>
         <w:rPr>
           <w:color w:val="000000"/>
@@ -2758,14 +2748,7 @@
         <w:rPr>
           <w:color w:val="000000"/>
         </w:rPr>
-        <w:t>持久化）</w:t>
-      </w:r>
-      <w:proofErr w:type="gramStart"/>
-      <w:r>
-        <w:rPr>
-          <w:color w:val="000000"/>
-        </w:rPr>
-        <w:t>，</w:t>
+        <w:t>持久化），</w:t>
       </w:r>
       <w:r>
         <w:rPr>
@@ -2775,7 +2758,6 @@
         </w:rPr>
         <w:t>!RBT</w:t>
       </w:r>
-      <w:proofErr w:type="gramEnd"/>
       <w:r>
         <w:rPr>
           <w:color w:val="000000"/>
@@ -2860,7 +2842,6 @@
         </w:rPr>
         <w:t>典型用途：电子价格牌、门禁访客码、临时通行凭证等需要</w:t>
       </w:r>
-      <w:proofErr w:type="gramStart"/>
       <w:r>
         <w:rPr>
           <w:color w:val="000000"/>
@@ -2873,15 +2854,7 @@
           <w:color w:val="000000"/>
           <w:lang w:eastAsia="zh-CN"/>
         </w:rPr>
-        <w:t>定时</w:t>
-      </w:r>
-      <w:proofErr w:type="gramEnd"/>
-      <w:r>
-        <w:rPr>
-          <w:color w:val="000000"/>
-          <w:lang w:eastAsia="zh-CN"/>
-        </w:rPr>
-        <w:t>变化</w:t>
+        <w:t>定时变化</w:t>
       </w:r>
       <w:r>
         <w:rPr>
@@ -2895,15 +2868,7 @@
           <w:color w:val="000000"/>
           <w:lang w:eastAsia="zh-CN"/>
         </w:rPr>
-        <w:t>加密可</w:t>
-      </w:r>
-      <w:proofErr w:type="gramStart"/>
-      <w:r>
-        <w:rPr>
-          <w:color w:val="000000"/>
-          <w:lang w:eastAsia="zh-CN"/>
-        </w:rPr>
-        <w:t>验证</w:t>
+        <w:t>加密可验证</w:t>
       </w:r>
       <w:r>
         <w:rPr>
@@ -2912,7 +2877,6 @@
         </w:rPr>
         <w:t>"</w:t>
       </w:r>
-      <w:proofErr w:type="gramEnd"/>
       <w:r>
         <w:rPr>
           <w:color w:val="000000"/>
@@ -2932,7 +2896,6 @@
         </w:rPr>
         <w:t xml:space="preserve">2. BLE </w:t>
       </w:r>
-      <w:proofErr w:type="spellStart"/>
       <w:r>
         <w:rPr>
           <w:rFonts w:ascii="Arial" w:eastAsia="黑体" w:hAnsi="Arial"/>
@@ -2940,7 +2903,6 @@
         <w:t>通信接口</w:t>
       </w:r>
       <w:bookmarkEnd w:id="2"/>
-      <w:proofErr w:type="spellEnd"/>
     </w:p>
     <w:p>
       <w:pPr>
@@ -3292,7 +3254,6 @@
         </w:rPr>
         <w:t xml:space="preserve">2.2 GATT </w:t>
       </w:r>
-      <w:proofErr w:type="spellStart"/>
       <w:r>
         <w:rPr>
           <w:rFonts w:ascii="Arial" w:eastAsia="黑体" w:hAnsi="Arial"/>
@@ -3300,7 +3261,6 @@
         <w:t>服务</w:t>
       </w:r>
       <w:bookmarkEnd w:id="4"/>
-      <w:proofErr w:type="spellEnd"/>
     </w:p>
     <w:tbl>
       <w:tblPr>
@@ -3692,7 +3652,6 @@
         </w:rPr>
         <w:t xml:space="preserve">TX notify </w:t>
       </w:r>
-      <w:proofErr w:type="spellStart"/>
       <w:r>
         <w:rPr>
           <w:b/>
@@ -3700,7 +3659,6 @@
         </w:rPr>
         <w:t>单帧回执上限</w:t>
       </w:r>
-      <w:proofErr w:type="spellEnd"/>
       <w:r>
         <w:rPr>
           <w:b/>
@@ -3708,7 +3666,6 @@
         </w:rPr>
         <w:t xml:space="preserve"> 64 </w:t>
       </w:r>
-      <w:proofErr w:type="spellStart"/>
       <w:r>
         <w:rPr>
           <w:b/>
@@ -3716,7 +3673,6 @@
         </w:rPr>
         <w:t>字节</w:t>
       </w:r>
-      <w:proofErr w:type="spellEnd"/>
     </w:p>
     <w:p>
       <w:pPr>
@@ -3997,7 +3953,6 @@
             <w:pPr>
               <w:spacing w:before="20" w:after="20"/>
             </w:pPr>
-            <w:proofErr w:type="spellStart"/>
             <w:r>
               <w:rPr>
                 <w:b/>
@@ -4006,7 +3961,6 @@
               </w:rPr>
               <w:t>命令</w:t>
             </w:r>
-            <w:proofErr w:type="spellEnd"/>
           </w:p>
         </w:tc>
         <w:tc>
@@ -4137,7 +4091,6 @@
             <w:pPr>
               <w:spacing w:before="20" w:after="20"/>
             </w:pPr>
-            <w:proofErr w:type="gramStart"/>
             <w:r>
               <w:rPr>
                 <w:rFonts w:ascii="Consolas" w:hAnsi="Consolas"/>
@@ -4146,7 +4099,6 @@
               </w:rPr>
               <w:t>OK:SYNC</w:t>
             </w:r>
-            <w:proofErr w:type="gramEnd"/>
             <w:r>
               <w:rPr>
                 <w:color w:val="000000"/>
@@ -4154,7 +4106,6 @@
               </w:rPr>
               <w:t xml:space="preserve"> / </w:t>
             </w:r>
-            <w:proofErr w:type="gramStart"/>
             <w:r>
               <w:rPr>
                 <w:rFonts w:ascii="Consolas" w:hAnsi="Consolas"/>
@@ -4163,7 +4114,6 @@
               </w:rPr>
               <w:t>ERR:SYNC</w:t>
             </w:r>
-            <w:proofErr w:type="gramEnd"/>
           </w:p>
         </w:tc>
       </w:tr>
@@ -4284,7 +4234,6 @@
             <w:pPr>
               <w:spacing w:before="20" w:after="20"/>
             </w:pPr>
-            <w:proofErr w:type="gramStart"/>
             <w:r>
               <w:rPr>
                 <w:rFonts w:ascii="Consolas" w:hAnsi="Consolas"/>
@@ -4293,7 +4242,6 @@
               </w:rPr>
               <w:t>OK:ETIME</w:t>
             </w:r>
-            <w:proofErr w:type="gramEnd"/>
           </w:p>
         </w:tc>
       </w:tr>
@@ -4357,7 +4305,6 @@
               </w:rPr>
               <w:t>显示文本二维码（非</w:t>
             </w:r>
-            <w:proofErr w:type="gramStart"/>
             <w:r>
               <w:rPr>
                 <w:color w:val="000000"/>
@@ -4375,7 +4322,6 @@
               </w:rPr>
               <w:t>!</w:t>
             </w:r>
-            <w:proofErr w:type="gramEnd"/>
             <w:r>
               <w:rPr>
                 <w:color w:val="000000"/>
@@ -5185,7 +5131,6 @@
             <w:pPr>
               <w:spacing w:before="20" w:after="20"/>
             </w:pPr>
-            <w:proofErr w:type="spellStart"/>
             <w:r>
               <w:rPr>
                 <w:color w:val="000000"/>
@@ -5193,7 +5138,6 @@
               </w:rPr>
               <w:t>状态报告</w:t>
             </w:r>
-            <w:proofErr w:type="spellEnd"/>
           </w:p>
         </w:tc>
       </w:tr>
@@ -5284,7 +5228,6 @@
             <w:pPr>
               <w:spacing w:before="20" w:after="20"/>
             </w:pPr>
-            <w:proofErr w:type="gramStart"/>
             <w:r>
               <w:rPr>
                 <w:rFonts w:ascii="Consolas" w:hAnsi="Consolas"/>
@@ -5293,7 +5236,6 @@
               </w:rPr>
               <w:t>OK:PERIOD</w:t>
             </w:r>
-            <w:proofErr w:type="gramEnd"/>
             <w:r>
               <w:rPr>
                 <w:color w:val="000000"/>
@@ -5301,7 +5243,6 @@
               </w:rPr>
               <w:t xml:space="preserve"> / </w:t>
             </w:r>
-            <w:proofErr w:type="gramStart"/>
             <w:r>
               <w:rPr>
                 <w:rFonts w:ascii="Consolas" w:hAnsi="Consolas"/>
@@ -5310,7 +5251,6 @@
               </w:rPr>
               <w:t>ERR:PERIOD</w:t>
             </w:r>
-            <w:proofErr w:type="gramEnd"/>
           </w:p>
         </w:tc>
       </w:tr>
@@ -5536,16 +5476,15 @@
                 <w:sz w:val="21"/>
                 <w:lang w:eastAsia="zh-CN"/>
               </w:rPr>
-              <w:t>当前</w:t>
-            </w:r>
-            <w:proofErr w:type="gramStart"/>
+              <w:t>当前密钥</w:t>
+            </w:r>
             <w:r>
               <w:rPr>
                 <w:color w:val="000000"/>
                 <w:sz w:val="21"/>
                 <w:lang w:eastAsia="zh-CN"/>
               </w:rPr>
-              <w:t>密钥</w:t>
+              <w:t xml:space="preserve">, </w:t>
             </w:r>
             <w:r>
               <w:rPr>
@@ -5553,16 +5492,15 @@
                 <w:sz w:val="21"/>
                 <w:lang w:eastAsia="zh-CN"/>
               </w:rPr>
-              <w:t>,</w:t>
-            </w:r>
-            <w:proofErr w:type="gramEnd"/>
+              <w:t>新密钥</w:t>
+            </w:r>
             <w:r>
               <w:rPr>
                 <w:color w:val="000000"/>
                 <w:sz w:val="21"/>
                 <w:lang w:eastAsia="zh-CN"/>
               </w:rPr>
-              <w:t xml:space="preserve"> </w:t>
+              <w:t>)</w:t>
             </w:r>
             <w:r>
               <w:rPr>
@@ -5570,41 +5508,7 @@
                 <w:sz w:val="21"/>
                 <w:lang w:eastAsia="zh-CN"/>
               </w:rPr>
-              <w:t>新密</w:t>
-            </w:r>
-            <w:proofErr w:type="gramStart"/>
-            <w:r>
-              <w:rPr>
-                <w:color w:val="000000"/>
-                <w:sz w:val="21"/>
-                <w:lang w:eastAsia="zh-CN"/>
-              </w:rPr>
-              <w:t>钥</w:t>
-            </w:r>
-            <w:r>
-              <w:rPr>
-                <w:color w:val="000000"/>
-                <w:sz w:val="21"/>
-                <w:lang w:eastAsia="zh-CN"/>
-              </w:rPr>
-              <w:t>)</w:t>
-            </w:r>
-            <w:r>
-              <w:rPr>
-                <w:color w:val="000000"/>
-                <w:sz w:val="21"/>
-                <w:lang w:eastAsia="zh-CN"/>
-              </w:rPr>
-              <w:t>，</w:t>
-            </w:r>
-            <w:proofErr w:type="gramEnd"/>
-            <w:r>
-              <w:rPr>
-                <w:color w:val="000000"/>
-                <w:sz w:val="21"/>
-                <w:lang w:eastAsia="zh-CN"/>
-              </w:rPr>
-              <w:t>旧</w:t>
+              <w:t>，旧</w:t>
             </w:r>
             <w:r>
               <w:rPr>
@@ -5633,7 +5537,6 @@
             <w:pPr>
               <w:spacing w:before="20" w:after="20"/>
             </w:pPr>
-            <w:proofErr w:type="gramStart"/>
             <w:r>
               <w:rPr>
                 <w:rFonts w:ascii="Consolas" w:hAnsi="Consolas"/>
@@ -5642,7 +5545,6 @@
               </w:rPr>
               <w:t>OK:AESKEY</w:t>
             </w:r>
-            <w:proofErr w:type="gramEnd"/>
             <w:r>
               <w:rPr>
                 <w:color w:val="000000"/>
@@ -5650,7 +5552,6 @@
               </w:rPr>
               <w:t xml:space="preserve"> / </w:t>
             </w:r>
-            <w:proofErr w:type="gramStart"/>
             <w:r>
               <w:rPr>
                 <w:rFonts w:ascii="Consolas" w:hAnsi="Consolas"/>
@@ -5659,7 +5560,6 @@
               </w:rPr>
               <w:t>ERR:AESKEY</w:t>
             </w:r>
-            <w:proofErr w:type="gramEnd"/>
             <w:r>
               <w:rPr>
                 <w:color w:val="000000"/>
@@ -5667,23 +5567,13 @@
               </w:rPr>
               <w:t xml:space="preserve"> / </w:t>
             </w:r>
-            <w:proofErr w:type="gramStart"/>
             <w:r>
               <w:rPr>
                 <w:rFonts w:ascii="Consolas" w:hAnsi="Consolas"/>
                 <w:color w:val="C00000"/>
                 <w:sz w:val="19"/>
               </w:rPr>
-              <w:t>ERR:AESKEY</w:t>
-            </w:r>
-            <w:proofErr w:type="gramEnd"/>
-            <w:r>
-              <w:rPr>
-                <w:rFonts w:ascii="Consolas" w:hAnsi="Consolas"/>
-                <w:color w:val="C00000"/>
-                <w:sz w:val="19"/>
-              </w:rPr>
-              <w:t>:DECRYPT</w:t>
+              <w:t>ERR:AESKEY:DECRYPT</w:t>
             </w:r>
           </w:p>
         </w:tc>
@@ -5771,16 +5661,15 @@
                 <w:sz w:val="21"/>
                 <w:lang w:eastAsia="zh-CN"/>
               </w:rPr>
-              <w:t>当前</w:t>
-            </w:r>
-            <w:proofErr w:type="gramStart"/>
+              <w:t>当前密钥</w:t>
+            </w:r>
             <w:r>
               <w:rPr>
                 <w:color w:val="000000"/>
                 <w:sz w:val="21"/>
                 <w:lang w:eastAsia="zh-CN"/>
               </w:rPr>
-              <w:t>密钥</w:t>
+              <w:t xml:space="preserve">, </w:t>
             </w:r>
             <w:r>
               <w:rPr>
@@ -5788,16 +5677,15 @@
                 <w:sz w:val="21"/>
                 <w:lang w:eastAsia="zh-CN"/>
               </w:rPr>
-              <w:t>,</w:t>
-            </w:r>
-            <w:proofErr w:type="gramEnd"/>
+              <w:t>认证密码</w:t>
+            </w:r>
             <w:r>
               <w:rPr>
                 <w:color w:val="000000"/>
                 <w:sz w:val="21"/>
                 <w:lang w:eastAsia="zh-CN"/>
               </w:rPr>
-              <w:t xml:space="preserve"> </w:t>
+              <w:t>)</w:t>
             </w:r>
             <w:r>
               <w:rPr>
@@ -5805,41 +5693,7 @@
                 <w:sz w:val="21"/>
                 <w:lang w:eastAsia="zh-CN"/>
               </w:rPr>
-              <w:t>认证</w:t>
-            </w:r>
-            <w:proofErr w:type="gramStart"/>
-            <w:r>
-              <w:rPr>
-                <w:color w:val="000000"/>
-                <w:sz w:val="21"/>
-                <w:lang w:eastAsia="zh-CN"/>
-              </w:rPr>
-              <w:t>密码</w:t>
-            </w:r>
-            <w:r>
-              <w:rPr>
-                <w:color w:val="000000"/>
-                <w:sz w:val="21"/>
-                <w:lang w:eastAsia="zh-CN"/>
-              </w:rPr>
-              <w:t>)</w:t>
-            </w:r>
-            <w:r>
-              <w:rPr>
-                <w:color w:val="000000"/>
-                <w:sz w:val="21"/>
-                <w:lang w:eastAsia="zh-CN"/>
-              </w:rPr>
-              <w:t>，</w:t>
-            </w:r>
-            <w:proofErr w:type="gramEnd"/>
-            <w:r>
-              <w:rPr>
-                <w:color w:val="000000"/>
-                <w:sz w:val="21"/>
-                <w:lang w:eastAsia="zh-CN"/>
-              </w:rPr>
-              <w:t>认证成功后才能执行写操作</w:t>
+              <w:t>，认证成功后才能执行写操作</w:t>
             </w:r>
           </w:p>
         </w:tc>
@@ -5852,7 +5706,6 @@
             <w:pPr>
               <w:spacing w:before="20" w:after="20"/>
             </w:pPr>
-            <w:proofErr w:type="gramStart"/>
             <w:r>
               <w:rPr>
                 <w:rFonts w:ascii="Consolas" w:hAnsi="Consolas"/>
@@ -5861,7 +5714,6 @@
               </w:rPr>
               <w:t>OK:AUTH</w:t>
             </w:r>
-            <w:proofErr w:type="gramEnd"/>
             <w:r>
               <w:rPr>
                 <w:color w:val="000000"/>
@@ -5869,7 +5721,6 @@
               </w:rPr>
               <w:t xml:space="preserve"> / </w:t>
             </w:r>
-            <w:proofErr w:type="gramStart"/>
             <w:r>
               <w:rPr>
                 <w:rFonts w:ascii="Consolas" w:hAnsi="Consolas"/>
@@ -5878,7 +5729,6 @@
               </w:rPr>
               <w:t>ERR:AUTH</w:t>
             </w:r>
-            <w:proofErr w:type="gramEnd"/>
           </w:p>
         </w:tc>
       </w:tr>
@@ -5966,16 +5816,15 @@
                 <w:sz w:val="21"/>
                 <w:lang w:eastAsia="zh-CN"/>
               </w:rPr>
-              <w:t>当前</w:t>
-            </w:r>
-            <w:proofErr w:type="gramStart"/>
+              <w:t>当前密钥</w:t>
+            </w:r>
             <w:r>
               <w:rPr>
                 <w:color w:val="000000"/>
                 <w:sz w:val="21"/>
                 <w:lang w:eastAsia="zh-CN"/>
               </w:rPr>
-              <w:t>密钥</w:t>
+              <w:t xml:space="preserve">, </w:t>
             </w:r>
             <w:r>
               <w:rPr>
@@ -5983,43 +5832,16 @@
                 <w:sz w:val="21"/>
                 <w:lang w:eastAsia="zh-CN"/>
               </w:rPr>
-              <w:t>,</w:t>
-            </w:r>
-            <w:proofErr w:type="gramEnd"/>
+              <w:t>新密码</w:t>
+            </w:r>
             <w:r>
               <w:rPr>
                 <w:color w:val="000000"/>
                 <w:sz w:val="21"/>
                 <w:lang w:eastAsia="zh-CN"/>
               </w:rPr>
-              <w:t xml:space="preserve"> </w:t>
-            </w:r>
-            <w:r>
-              <w:rPr>
-                <w:color w:val="000000"/>
-                <w:sz w:val="21"/>
-                <w:lang w:eastAsia="zh-CN"/>
-              </w:rPr>
-              <w:t>新密</w:t>
-            </w:r>
-            <w:proofErr w:type="gramStart"/>
-            <w:r>
-              <w:rPr>
-                <w:color w:val="000000"/>
-                <w:sz w:val="21"/>
-                <w:lang w:eastAsia="zh-CN"/>
-              </w:rPr>
-              <w:t>码</w:t>
-            </w:r>
-            <w:r>
-              <w:rPr>
-                <w:color w:val="000000"/>
-                <w:sz w:val="21"/>
-                <w:lang w:eastAsia="zh-CN"/>
-              </w:rPr>
               <w:t>)</w:t>
             </w:r>
-            <w:proofErr w:type="gramEnd"/>
           </w:p>
         </w:tc>
         <w:tc>
@@ -6031,7 +5853,6 @@
             <w:pPr>
               <w:spacing w:before="20" w:after="20"/>
             </w:pPr>
-            <w:proofErr w:type="gramStart"/>
             <w:r>
               <w:rPr>
                 <w:rFonts w:ascii="Consolas" w:hAnsi="Consolas"/>
@@ -6040,7 +5861,6 @@
               </w:rPr>
               <w:t>OK:AUTHPASS</w:t>
             </w:r>
-            <w:proofErr w:type="gramEnd"/>
             <w:r>
               <w:rPr>
                 <w:color w:val="000000"/>
@@ -6048,7 +5868,6 @@
               </w:rPr>
               <w:t xml:space="preserve"> / </w:t>
             </w:r>
-            <w:proofErr w:type="gramStart"/>
             <w:r>
               <w:rPr>
                 <w:rFonts w:ascii="Consolas" w:hAnsi="Consolas"/>
@@ -6057,7 +5876,6 @@
               </w:rPr>
               <w:t>ERR:AUTHPASS</w:t>
             </w:r>
-            <w:proofErr w:type="gramEnd"/>
           </w:p>
         </w:tc>
       </w:tr>
@@ -6291,23 +6109,13 @@
             <w:pPr>
               <w:spacing w:before="20" w:after="20"/>
             </w:pPr>
-            <w:proofErr w:type="gramStart"/>
             <w:r>
               <w:rPr>
                 <w:rFonts w:ascii="Consolas" w:hAnsi="Consolas"/>
                 <w:color w:val="C00000"/>
                 <w:sz w:val="19"/>
               </w:rPr>
-              <w:t>OK:MODE</w:t>
-            </w:r>
-            <w:proofErr w:type="gramEnd"/>
-            <w:r>
-              <w:rPr>
-                <w:rFonts w:ascii="Consolas" w:hAnsi="Consolas"/>
-                <w:color w:val="C00000"/>
-                <w:sz w:val="19"/>
-              </w:rPr>
-              <w:t xml:space="preserve"> 0</w:t>
+              <w:t>OK:MODE 0</w:t>
             </w:r>
           </w:p>
         </w:tc>
@@ -6399,23 +6207,13 @@
             <w:pPr>
               <w:spacing w:before="20" w:after="20"/>
             </w:pPr>
-            <w:proofErr w:type="gramStart"/>
             <w:r>
               <w:rPr>
                 <w:rFonts w:ascii="Consolas" w:hAnsi="Consolas"/>
                 <w:color w:val="C00000"/>
                 <w:sz w:val="19"/>
               </w:rPr>
-              <w:t>OK:MODE</w:t>
-            </w:r>
-            <w:proofErr w:type="gramEnd"/>
-            <w:r>
-              <w:rPr>
-                <w:rFonts w:ascii="Consolas" w:hAnsi="Consolas"/>
-                <w:color w:val="C00000"/>
-                <w:sz w:val="19"/>
-              </w:rPr>
-              <w:t xml:space="preserve"> 1</w:t>
+              <w:t>OK:MODE 1</w:t>
             </w:r>
           </w:p>
         </w:tc>
@@ -6652,23 +6450,7 @@
                 <w:color w:val="000000"/>
                 <w:sz w:val="21"/>
               </w:rPr>
-              <w:t>（</w:t>
-            </w:r>
-            <w:proofErr w:type="spellStart"/>
-            <w:r>
-              <w:rPr>
-                <w:color w:val="000000"/>
-                <w:sz w:val="21"/>
-              </w:rPr>
-              <w:t>无回执</w:t>
-            </w:r>
-            <w:proofErr w:type="spellEnd"/>
-            <w:r>
-              <w:rPr>
-                <w:color w:val="000000"/>
-                <w:sz w:val="21"/>
-              </w:rPr>
-              <w:t>）</w:t>
+              <w:t>（无回执）</w:t>
             </w:r>
           </w:p>
         </w:tc>
@@ -7087,7 +6869,6 @@
             <w:pPr>
               <w:spacing w:before="20" w:after="20"/>
             </w:pPr>
-            <w:proofErr w:type="gramStart"/>
             <w:r>
               <w:rPr>
                 <w:rFonts w:ascii="Consolas" w:hAnsi="Consolas"/>
@@ -7096,7 +6877,6 @@
               </w:rPr>
               <w:t>OK:LED</w:t>
             </w:r>
-            <w:proofErr w:type="gramEnd"/>
           </w:p>
         </w:tc>
       </w:tr>
@@ -7511,7 +7291,6 @@
             <w:pPr>
               <w:spacing w:before="20" w:after="20"/>
             </w:pPr>
-            <w:proofErr w:type="gramStart"/>
             <w:r>
               <w:rPr>
                 <w:rFonts w:ascii="Consolas" w:hAnsi="Consolas"/>
@@ -7520,7 +7299,6 @@
               </w:rPr>
               <w:t>OK:RBT</w:t>
             </w:r>
-            <w:proofErr w:type="gramEnd"/>
           </w:p>
         </w:tc>
       </w:tr>
@@ -7792,14 +7570,12 @@
           <w:lang w:val="de-DE"/>
         </w:rPr>
       </w:pPr>
-      <w:proofErr w:type="spellStart"/>
       <w:r>
         <w:rPr>
           <w:color w:val="000000"/>
         </w:rPr>
         <w:t>示例</w:t>
       </w:r>
-      <w:proofErr w:type="spellEnd"/>
       <w:r>
         <w:rPr>
           <w:color w:val="000000"/>
@@ -8027,30 +7803,14 @@
           <w:color w:val="000000"/>
           <w:lang w:eastAsia="zh-CN"/>
         </w:rPr>
-        <w:t>设备进入图片接收</w:t>
-      </w:r>
-      <w:proofErr w:type="gramStart"/>
-      <w:r>
-        <w:rPr>
-          <w:color w:val="000000"/>
-          <w:lang w:eastAsia="zh-CN"/>
-        </w:rPr>
-        <w:t>模式</w:t>
-      </w:r>
-      <w:r>
-        <w:rPr>
-          <w:color w:val="000000"/>
-          <w:lang w:eastAsia="zh-CN"/>
-        </w:rPr>
-        <w:t>,</w:t>
-      </w:r>
-      <w:proofErr w:type="gramEnd"/>
-      <w:r>
-        <w:rPr>
-          <w:color w:val="000000"/>
-          <w:lang w:eastAsia="zh-CN"/>
-        </w:rPr>
-        <w:t xml:space="preserve"> </w:t>
+        <w:t>设备进入图片接收模式</w:t>
+      </w:r>
+      <w:r>
+        <w:rPr>
+          <w:color w:val="000000"/>
+          <w:lang w:eastAsia="zh-CN"/>
+        </w:rPr>
+        <w:t xml:space="preserve">, </w:t>
       </w:r>
       <w:r>
         <w:rPr>
@@ -8122,7 +7882,6 @@
         <w:spacing w:after="0" w:line="240" w:lineRule="auto"/>
         <w:ind w:left="283" w:right="283"/>
       </w:pPr>
-      <w:proofErr w:type="spellStart"/>
       <w:r>
         <w:rPr>
           <w:rFonts w:ascii="Consolas" w:hAnsi="Consolas"/>
@@ -8131,32 +7890,13 @@
         </w:rPr>
         <w:t>帧格式</w:t>
       </w:r>
-      <w:proofErr w:type="spellEnd"/>
       <w:r>
         <w:rPr>
           <w:rFonts w:ascii="Consolas" w:hAnsi="Consolas"/>
           <w:color w:val="000000"/>
           <w:sz w:val="18"/>
         </w:rPr>
-        <w:t xml:space="preserve">: 0xAA | </w:t>
-      </w:r>
-      <w:proofErr w:type="spellStart"/>
-      <w:r>
-        <w:rPr>
-          <w:rFonts w:ascii="Consolas" w:hAnsi="Consolas"/>
-          <w:color w:val="000000"/>
-          <w:sz w:val="18"/>
-        </w:rPr>
-        <w:t>seq_hi</w:t>
-      </w:r>
-      <w:proofErr w:type="spellEnd"/>
-      <w:r>
-        <w:rPr>
-          <w:rFonts w:ascii="Consolas" w:hAnsi="Consolas"/>
-          <w:color w:val="000000"/>
-          <w:sz w:val="18"/>
-        </w:rPr>
-        <w:t xml:space="preserve"> | seq_lo | data...</w:t>
+        <w:t>: 0xAA | seq_hi | seq_lo | data...</w:t>
       </w:r>
     </w:p>
     <w:p>
@@ -8573,27 +8313,7 @@
           <w:sz w:val="18"/>
           <w:lang w:eastAsia="zh-CN"/>
         </w:rPr>
-        <w:t xml:space="preserve"> = </w:t>
-      </w:r>
-      <w:proofErr w:type="gramStart"/>
-      <w:r>
-        <w:rPr>
-          <w:rFonts w:ascii="Consolas" w:hAnsi="Consolas"/>
-          <w:color w:val="000000"/>
-          <w:sz w:val="18"/>
-          <w:lang w:eastAsia="zh-CN"/>
-        </w:rPr>
-        <w:t>(128/8)</w:t>
-      </w:r>
-      <w:proofErr w:type="gramEnd"/>
-      <w:r>
-        <w:rPr>
-          <w:rFonts w:ascii="Consolas" w:hAnsi="Consolas"/>
-          <w:color w:val="000000"/>
-          <w:sz w:val="18"/>
-          <w:lang w:eastAsia="zh-CN"/>
-        </w:rPr>
-        <w:t xml:space="preserve"> × 296 = 4736 </w:t>
+        <w:t xml:space="preserve"> = (128/8) × 296 = 4736 </w:t>
       </w:r>
       <w:r>
         <w:rPr>
@@ -8672,7 +8392,6 @@
               <w:spacing w:before="20" w:after="20"/>
               <w:jc w:val="center"/>
             </w:pPr>
-            <w:proofErr w:type="spellStart"/>
             <w:r>
               <w:rPr>
                 <w:b/>
@@ -8681,7 +8400,6 @@
               </w:rPr>
               <w:t>控制字节</w:t>
             </w:r>
-            <w:proofErr w:type="spellEnd"/>
           </w:p>
         </w:tc>
         <w:tc>
@@ -8821,7 +8539,6 @@
             <w:pPr>
               <w:spacing w:before="20" w:after="20"/>
             </w:pPr>
-            <w:proofErr w:type="spellStart"/>
             <w:r>
               <w:rPr>
                 <w:color w:val="000000"/>
@@ -8829,7 +8546,6 @@
               </w:rPr>
               <w:t>后跟</w:t>
             </w:r>
-            <w:proofErr w:type="spellEnd"/>
             <w:r>
               <w:rPr>
                 <w:color w:val="000000"/>
@@ -8837,7 +8553,6 @@
               </w:rPr>
               <w:t xml:space="preserve"> length </w:t>
             </w:r>
-            <w:proofErr w:type="spellStart"/>
             <w:r>
               <w:rPr>
                 <w:color w:val="000000"/>
@@ -8845,7 +8560,6 @@
               </w:rPr>
               <w:t>个原样字节</w:t>
             </w:r>
-            <w:proofErr w:type="spellEnd"/>
           </w:p>
         </w:tc>
       </w:tr>
@@ -8968,7 +8682,6 @@
               <w:spacing w:before="20" w:after="20"/>
               <w:jc w:val="center"/>
             </w:pPr>
-            <w:proofErr w:type="spellStart"/>
             <w:r>
               <w:rPr>
                 <w:color w:val="000000"/>
@@ -8976,7 +8689,6 @@
               </w:rPr>
               <w:t>后跟</w:t>
             </w:r>
-            <w:proofErr w:type="spellEnd"/>
             <w:r>
               <w:rPr>
                 <w:color w:val="000000"/>
@@ -8984,7 +8696,6 @@
               </w:rPr>
               <w:t xml:space="preserve"> 1 </w:t>
             </w:r>
-            <w:proofErr w:type="spellStart"/>
             <w:r>
               <w:rPr>
                 <w:color w:val="000000"/>
@@ -8992,7 +8703,6 @@
               </w:rPr>
               <w:t>个值字节</w:t>
             </w:r>
-            <w:proofErr w:type="spellEnd"/>
           </w:p>
         </w:tc>
       </w:tr>
@@ -9153,7 +8863,6 @@
         </w:rPr>
         <w:t xml:space="preserve">4. </w:t>
       </w:r>
-      <w:proofErr w:type="spellStart"/>
       <w:r>
         <w:rPr>
           <w:rFonts w:ascii="Arial" w:eastAsia="黑体" w:hAnsi="Arial"/>
@@ -9161,7 +8870,6 @@
         <w:t>加密方案</w:t>
       </w:r>
       <w:bookmarkEnd w:id="9"/>
-      <w:proofErr w:type="spellEnd"/>
     </w:p>
     <w:p>
       <w:pPr>
@@ -9478,7 +9186,6 @@
         <w:ind w:firstLine="420"/>
         <w:jc w:val="both"/>
       </w:pPr>
-      <w:proofErr w:type="spellStart"/>
       <w:r>
         <w:rPr>
           <w:b/>
@@ -9486,7 +9193,6 @@
         </w:rPr>
         <w:t>加密更新流程</w:t>
       </w:r>
-      <w:proofErr w:type="spellEnd"/>
       <w:r>
         <w:rPr>
           <w:color w:val="000000"/>
@@ -10049,7 +9755,6 @@
         <w:ind w:firstLine="420"/>
         <w:jc w:val="both"/>
       </w:pPr>
-      <w:proofErr w:type="spellStart"/>
       <w:r>
         <w:rPr>
           <w:b/>
@@ -10057,7 +9762,6 @@
         </w:rPr>
         <w:t>认证流程</w:t>
       </w:r>
-      <w:proofErr w:type="spellEnd"/>
       <w:r>
         <w:rPr>
           <w:color w:val="000000"/>
@@ -10539,7 +10243,6 @@
         <w:ind w:firstLine="420"/>
         <w:jc w:val="both"/>
       </w:pPr>
-      <w:proofErr w:type="spellStart"/>
       <w:r>
         <w:rPr>
           <w:b/>
@@ -10547,8 +10250,6 @@
         </w:rPr>
         <w:t>无需认证的读操作</w:t>
       </w:r>
-      <w:proofErr w:type="spellEnd"/>
-      <w:proofErr w:type="gramStart"/>
       <w:r>
         <w:rPr>
           <w:color w:val="000000"/>
@@ -10563,19 +10264,11 @@
         </w:rPr>
         <w:t>!TIME</w:t>
       </w:r>
-      <w:proofErr w:type="gramEnd"/>
-      <w:r>
-        <w:rPr>
-          <w:color w:val="000000"/>
-        </w:rPr>
-        <w:t xml:space="preserve"> </w:t>
-      </w:r>
-      <w:proofErr w:type="gramStart"/>
-      <w:r>
-        <w:rPr>
-          <w:color w:val="000000"/>
-        </w:rPr>
-        <w:t xml:space="preserve">/ </w:t>
+      <w:r>
+        <w:rPr>
+          <w:color w:val="000000"/>
+        </w:rPr>
+        <w:t xml:space="preserve"> / </w:t>
       </w:r>
       <w:r>
         <w:rPr>
@@ -10585,19 +10278,11 @@
         </w:rPr>
         <w:t>!ETIME</w:t>
       </w:r>
-      <w:proofErr w:type="gramEnd"/>
-      <w:r>
-        <w:rPr>
-          <w:color w:val="000000"/>
-        </w:rPr>
-        <w:t xml:space="preserve"> </w:t>
-      </w:r>
-      <w:proofErr w:type="gramStart"/>
-      <w:r>
-        <w:rPr>
-          <w:color w:val="000000"/>
-        </w:rPr>
-        <w:t xml:space="preserve">/ </w:t>
+      <w:r>
+        <w:rPr>
+          <w:color w:val="000000"/>
+        </w:rPr>
+        <w:t xml:space="preserve"> / </w:t>
       </w:r>
       <w:r>
         <w:rPr>
@@ -10607,19 +10292,11 @@
         </w:rPr>
         <w:t>!R</w:t>
       </w:r>
-      <w:proofErr w:type="gramEnd"/>
-      <w:r>
-        <w:rPr>
-          <w:color w:val="000000"/>
-        </w:rPr>
-        <w:t xml:space="preserve"> </w:t>
-      </w:r>
-      <w:proofErr w:type="gramStart"/>
-      <w:r>
-        <w:rPr>
-          <w:color w:val="000000"/>
-        </w:rPr>
-        <w:t xml:space="preserve">/ </w:t>
+      <w:r>
+        <w:rPr>
+          <w:color w:val="000000"/>
+        </w:rPr>
+        <w:t xml:space="preserve"> / </w:t>
       </w:r>
       <w:r>
         <w:rPr>
@@ -10629,19 +10306,11 @@
         </w:rPr>
         <w:t>!BATT</w:t>
       </w:r>
-      <w:proofErr w:type="gramEnd"/>
-      <w:r>
-        <w:rPr>
-          <w:color w:val="000000"/>
-        </w:rPr>
-        <w:t xml:space="preserve"> </w:t>
-      </w:r>
-      <w:proofErr w:type="gramStart"/>
-      <w:r>
-        <w:rPr>
-          <w:color w:val="000000"/>
-        </w:rPr>
-        <w:t xml:space="preserve">/ </w:t>
+      <w:r>
+        <w:rPr>
+          <w:color w:val="000000"/>
+        </w:rPr>
+        <w:t xml:space="preserve"> / </w:t>
       </w:r>
       <w:r>
         <w:rPr>
@@ -10651,19 +10320,11 @@
         </w:rPr>
         <w:t>!ALARMSTAT</w:t>
       </w:r>
-      <w:proofErr w:type="gramEnd"/>
-      <w:r>
-        <w:rPr>
-          <w:color w:val="000000"/>
-        </w:rPr>
-        <w:t xml:space="preserve"> </w:t>
-      </w:r>
-      <w:proofErr w:type="gramStart"/>
-      <w:r>
-        <w:rPr>
-          <w:color w:val="000000"/>
-        </w:rPr>
-        <w:t xml:space="preserve">/ </w:t>
+      <w:r>
+        <w:rPr>
+          <w:color w:val="000000"/>
+        </w:rPr>
+        <w:t xml:space="preserve"> / </w:t>
       </w:r>
       <w:r>
         <w:rPr>
@@ -10673,7 +10334,6 @@
         </w:rPr>
         <w:t>!AESKEY</w:t>
       </w:r>
-      <w:proofErr w:type="gramEnd"/>
       <w:r>
         <w:rPr>
           <w:color w:val="000000"/>
@@ -10690,14 +10350,7 @@
         <w:rPr>
           <w:color w:val="000000"/>
         </w:rPr>
-        <w:t xml:space="preserve">) </w:t>
-      </w:r>
-      <w:proofErr w:type="gramStart"/>
-      <w:r>
-        <w:rPr>
-          <w:color w:val="000000"/>
-        </w:rPr>
-        <w:t xml:space="preserve">/ </w:t>
+        <w:t xml:space="preserve">) / </w:t>
       </w:r>
       <w:r>
         <w:rPr>
@@ -10707,7 +10360,6 @@
         </w:rPr>
         <w:t>!MODE</w:t>
       </w:r>
-      <w:proofErr w:type="gramEnd"/>
       <w:r>
         <w:rPr>
           <w:color w:val="000000"/>
@@ -10724,14 +10376,7 @@
         <w:rPr>
           <w:color w:val="000000"/>
         </w:rPr>
-        <w:t xml:space="preserve">) </w:t>
-      </w:r>
-      <w:proofErr w:type="gramStart"/>
-      <w:r>
-        <w:rPr>
-          <w:color w:val="000000"/>
-        </w:rPr>
-        <w:t xml:space="preserve">/ </w:t>
+        <w:t xml:space="preserve">) / </w:t>
       </w:r>
       <w:r>
         <w:rPr>
@@ -10741,7 +10386,6 @@
         </w:rPr>
         <w:t>!LED</w:t>
       </w:r>
-      <w:proofErr w:type="gramEnd"/>
       <w:r>
         <w:rPr>
           <w:color w:val="000000"/>
@@ -10758,14 +10402,7 @@
         <w:rPr>
           <w:color w:val="000000"/>
         </w:rPr>
-        <w:t xml:space="preserve">) </w:t>
-      </w:r>
-      <w:proofErr w:type="gramStart"/>
-      <w:r>
-        <w:rPr>
-          <w:color w:val="000000"/>
-        </w:rPr>
-        <w:t xml:space="preserve">/ </w:t>
+        <w:t xml:space="preserve">) / </w:t>
       </w:r>
       <w:r>
         <w:rPr>
@@ -10775,7 +10412,6 @@
         </w:rPr>
         <w:t>!MAC</w:t>
       </w:r>
-      <w:proofErr w:type="gramEnd"/>
       <w:r>
         <w:rPr>
           <w:color w:val="000000"/>
@@ -11107,7 +10743,6 @@
         </w:rPr>
         <w:t>二维码内容：</w:t>
       </w:r>
-      <w:proofErr w:type="gramStart"/>
       <w:r>
         <w:rPr>
           <w:rFonts w:ascii="Consolas" w:hAnsi="Consolas"/>
@@ -11126,7 +10761,6 @@
         </w:rPr>
         <w:t>文本</w:t>
       </w:r>
-      <w:proofErr w:type="gramEnd"/>
       <w:r>
         <w:rPr>
           <w:rFonts w:ascii="Consolas" w:hAnsi="Consolas"/>
@@ -11179,7 +10813,6 @@
         </w:rPr>
         <w:t>（文本不含</w:t>
       </w:r>
-      <w:proofErr w:type="gramStart"/>
       <w:r>
         <w:rPr>
           <w:color w:val="000000"/>
@@ -11196,7 +10829,6 @@
         </w:rPr>
         <w:t>?</w:t>
       </w:r>
-      <w:proofErr w:type="gramEnd"/>
       <w:r>
         <w:rPr>
           <w:color w:val="000000"/>
@@ -11294,14 +10926,12 @@
         <w:spacing w:line="312" w:lineRule="auto"/>
         <w:ind w:left="425"/>
       </w:pPr>
-      <w:proofErr w:type="spellStart"/>
       <w:r>
         <w:rPr>
           <w:color w:val="000000"/>
         </w:rPr>
         <w:t>参数名固定为</w:t>
       </w:r>
-      <w:proofErr w:type="spellEnd"/>
       <w:r>
         <w:rPr>
           <w:color w:val="000000"/>
@@ -11422,7 +11052,6 @@
               <w:spacing w:before="20" w:after="20"/>
               <w:jc w:val="center"/>
             </w:pPr>
-            <w:proofErr w:type="spellStart"/>
             <w:r>
               <w:rPr>
                 <w:b/>
@@ -11431,7 +11060,6 @@
               </w:rPr>
               <w:t>偏移</w:t>
             </w:r>
-            <w:proofErr w:type="spellEnd"/>
           </w:p>
         </w:tc>
         <w:tc>
@@ -12313,14 +11941,12 @@
         <w:spacing w:line="312" w:lineRule="auto"/>
         <w:ind w:left="425"/>
       </w:pPr>
-      <w:proofErr w:type="spellStart"/>
       <w:r>
         <w:rPr>
           <w:color w:val="000000"/>
         </w:rPr>
         <w:t>明文</w:t>
       </w:r>
-      <w:proofErr w:type="spellEnd"/>
       <w:r>
         <w:rPr>
           <w:color w:val="000000"/>
@@ -12341,7 +11967,6 @@
         </w:rPr>
         <w:t>&lt;</w:t>
       </w:r>
-      <w:proofErr w:type="spellStart"/>
       <w:r>
         <w:rPr>
           <w:rFonts w:ascii="Consolas" w:hAnsi="Consolas"/>
@@ -12350,7 +11975,6 @@
         </w:rPr>
         <w:t>文本</w:t>
       </w:r>
-      <w:proofErr w:type="spellEnd"/>
       <w:r>
         <w:rPr>
           <w:rFonts w:ascii="Consolas" w:hAnsi="Consolas"/>
@@ -12375,14 +11999,7 @@
         <w:rPr>
           <w:color w:val="000000"/>
         </w:rPr>
-        <w:t>位紧凑时间，</w:t>
-      </w:r>
-      <w:proofErr w:type="gramStart"/>
-      <w:r>
-        <w:rPr>
-          <w:color w:val="000000"/>
-        </w:rPr>
-        <w:t>与</w:t>
+        <w:t>位紧凑时间，与</w:t>
       </w:r>
       <w:r>
         <w:rPr>
@@ -12398,7 +12015,6 @@
         </w:rPr>
         <w:t>!SYNC</w:t>
       </w:r>
-      <w:proofErr w:type="gramEnd"/>
       <w:r>
         <w:rPr>
           <w:color w:val="000000"/>
@@ -12934,7 +12550,6 @@
         </w:rPr>
         <w:t xml:space="preserve">4.5 </w:t>
       </w:r>
-      <w:proofErr w:type="spellStart"/>
       <w:r>
         <w:rPr>
           <w:rFonts w:ascii="Arial" w:eastAsia="黑体" w:hAnsi="Arial"/>
@@ -12942,7 +12557,6 @@
         <w:t>两种模式对比</w:t>
       </w:r>
       <w:bookmarkEnd w:id="14"/>
-      <w:proofErr w:type="spellEnd"/>
     </w:p>
     <w:tbl>
       <w:tblPr>
@@ -13501,7 +13115,6 @@
             <w:pPr>
               <w:spacing w:before="20" w:after="20"/>
             </w:pPr>
-            <w:proofErr w:type="spellStart"/>
             <w:r>
               <w:rPr>
                 <w:color w:val="000000"/>
@@ -13509,7 +13122,6 @@
               </w:rPr>
               <w:t>适用</w:t>
             </w:r>
-            <w:proofErr w:type="spellEnd"/>
           </w:p>
         </w:tc>
         <w:tc>
@@ -13550,7 +13162,6 @@
               </w:rPr>
               <w:t xml:space="preserve">URL </w:t>
             </w:r>
-            <w:proofErr w:type="spellStart"/>
             <w:r>
               <w:rPr>
                 <w:color w:val="000000"/>
@@ -13558,7 +13169,6 @@
               </w:rPr>
               <w:t>本身需保密</w:t>
             </w:r>
-            <w:proofErr w:type="spellEnd"/>
           </w:p>
         </w:tc>
       </w:tr>
@@ -13603,7 +13213,6 @@
         </w:rPr>
         <w:t>设备采用</w:t>
       </w:r>
-      <w:proofErr w:type="gramStart"/>
       <w:r>
         <w:rPr>
           <w:color w:val="000000"/>
@@ -13616,15 +13225,7 @@
           <w:color w:val="000000"/>
           <w:lang w:eastAsia="zh-CN"/>
         </w:rPr>
-        <w:t>深</w:t>
-      </w:r>
-      <w:proofErr w:type="gramEnd"/>
-      <w:r>
-        <w:rPr>
-          <w:color w:val="000000"/>
-          <w:lang w:eastAsia="zh-CN"/>
-        </w:rPr>
-        <w:t>睡</w:t>
+        <w:t>深睡</w:t>
       </w:r>
       <w:r>
         <w:rPr>
@@ -13633,7 +13234,6 @@
         </w:rPr>
         <w:t xml:space="preserve"> + GPIO </w:t>
       </w:r>
-      <w:proofErr w:type="gramStart"/>
       <w:r>
         <w:rPr>
           <w:color w:val="000000"/>
@@ -13648,7 +13248,6 @@
         </w:rPr>
         <w:t>"</w:t>
       </w:r>
-      <w:proofErr w:type="gramEnd"/>
       <w:r>
         <w:rPr>
           <w:color w:val="000000"/>
@@ -13725,7 +13324,6 @@
         </w:rPr>
         <w:t xml:space="preserve">5.1 </w:t>
       </w:r>
-      <w:proofErr w:type="spellStart"/>
       <w:r>
         <w:rPr>
           <w:rFonts w:ascii="Arial" w:eastAsia="黑体" w:hAnsi="Arial"/>
@@ -13733,7 +13331,6 @@
         <w:t>行为流程</w:t>
       </w:r>
       <w:bookmarkEnd w:id="16"/>
-      <w:proofErr w:type="spellEnd"/>
     </w:p>
     <w:tbl>
       <w:tblPr>
@@ -14015,7 +13612,6 @@
               <w:lastRenderedPageBreak/>
               <w:t xml:space="preserve">RTC </w:t>
             </w:r>
-            <w:proofErr w:type="spellStart"/>
             <w:r>
               <w:rPr>
                 <w:color w:val="000000"/>
@@ -14023,7 +13619,6 @@
               </w:rPr>
               <w:t>报警唤醒</w:t>
             </w:r>
-            <w:proofErr w:type="spellEnd"/>
           </w:p>
         </w:tc>
         <w:tc>
@@ -14097,7 +13692,6 @@
               <w:spacing w:before="20" w:after="20"/>
               <w:jc w:val="center"/>
             </w:pPr>
-            <w:proofErr w:type="spellStart"/>
             <w:r>
               <w:rPr>
                 <w:color w:val="000000"/>
@@ -14105,7 +13699,6 @@
               </w:rPr>
               <w:t>唤醒源不明</w:t>
             </w:r>
-            <w:proofErr w:type="spellEnd"/>
           </w:p>
         </w:tc>
         <w:tc>
